--- a/LeaseProposal.docx
+++ b/LeaseProposal.docx
@@ -461,13 +461,13 @@
             <w:bCs/>
             <w:color w:val="000000"/>
           </w:rPr>
-          <w:alias w:val="#Nav: /LeaseProposalDetails/Property_Size"/>
+          <w:alias w:val="#Nav: /LeaseProposalDetails/Unit_Size"/>
           <w:tag w:val="#Nav: Proposal_Report/50102"/>
-          <w:id w:val="718248143"/>
+          <w:id w:val="-1132241150"/>
           <w:placeholder>
             <w:docPart w:val="DefaultPlaceholder_-1854013440"/>
           </w:placeholder>
-          <w:dataBinding w:prefixMappings="xmlns:ns0='urn:microsoft-dynamics-nav/reports/Proposal_Report/50102/'" w:xpath="/ns0:NavWordReportXmlPart[1]/ns0:LeaseProposalDetails[1]/ns0:Property_Size[1]" w:storeItemID="{A84FB7FE-8DC4-44D9-93CF-017B5901FD63}"/>
+          <w:dataBinding w:prefixMappings="xmlns:ns0='urn:microsoft-dynamics-nav/reports/Proposal_Report/50102/'" w:xpath="/ns0:NavWordReportXmlPart[1]/ns0:LeaseProposalDetails[1]/ns0:Unit_Size[1]" w:storeItemID="{A84FB7FE-8DC4-44D9-93CF-017B5901FD63}"/>
           <w:text/>
         </w:sdtPr>
         <w:sdtContent>
@@ -478,7 +478,7 @@
               <w:bCs/>
               <w:color w:val="000000"/>
             </w:rPr>
-            <w:t>Property_Size</w:t>
+            <w:t>Unit_Size</w:t>
           </w:r>
           <w:proofErr w:type="spellEnd"/>
         </w:sdtContent>
@@ -1264,7 +1264,12 @@
       </w:pPr>
     </w:p>
     <w:sectPr>
-      <w:headerReference w:type="default" r:id="rId7"/>
+      <w:headerReference w:type="even" r:id="rId7"/>
+      <w:headerReference w:type="default" r:id="rId8"/>
+      <w:footerReference w:type="even" r:id="rId9"/>
+      <w:footerReference w:type="default" r:id="rId10"/>
+      <w:headerReference w:type="first" r:id="rId11"/>
+      <w:footerReference w:type="first" r:id="rId12"/>
       <w:pgSz w:w="11906" w:h="16838"/>
       <w:pgMar w:top="1701" w:right="1134" w:bottom="1701" w:left="1134" w:header="708" w:footer="708" w:gutter="0"/>
       <w:cols w:space="708"/>
@@ -1299,6 +1304,36 @@
 </w:endnotes>
 </file>
 
+<file path=word/footer1.xml><?xml version="1.0" encoding="utf-8"?>
+<w:ftr xmlns:wpc="http://schemas.microsoft.com/office/word/2010/wordprocessingCanvas" xmlns:cx="http://schemas.microsoft.com/office/drawing/2014/chartex" xmlns:cx1="http://schemas.microsoft.com/office/drawing/2015/9/8/chartex" xmlns:cx2="http://schemas.microsoft.com/office/drawing/2015/10/21/chartex" xmlns:cx3="http://schemas.microsoft.com/office/drawing/2016/5/9/chartex" xmlns:cx4="http://schemas.microsoft.com/office/drawing/2016/5/10/chartex" xmlns:cx5="http://schemas.microsoft.com/office/drawing/2016/5/11/chartex" xmlns:cx6="http://schemas.microsoft.com/office/drawing/2016/5/12/chartex" xmlns:cx7="http://schemas.microsoft.com/office/drawing/2016/5/13/chartex" xmlns:cx8="http://schemas.microsoft.com/office/drawing/2016/5/14/chartex" xmlns:mc="http://schemas.openxmlformats.org/markup-compatibility/2006" xmlns:aink="http://schemas.microsoft.com/office/drawing/2016/ink" xmlns:am3d="http://schemas.microsoft.com/office/drawing/2017/model3d" xmlns:o="urn:schemas-microsoft-com:office:office" xmlns:oel="http://schemas.microsoft.com/office/2019/extlst" xmlns:r="http://schemas.openxmlformats.org/officeDocument/2006/relationships" xmlns:m="http://schemas.openxmlformats.org/officeDocument/2006/math" xmlns:v="urn:schemas-microsoft-com:vml" xmlns:wp14="http://schemas.microsoft.com/office/word/2010/wordprocessingDrawing" xmlns:wp="http://schemas.openxmlformats.org/drawingml/2006/wordprocessingDrawing" xmlns:w10="urn:schemas-microsoft-com:office:word" xmlns:w="http://schemas.openxmlformats.org/wordprocessingml/2006/main" xmlns:w14="http://schemas.microsoft.com/office/word/2010/wordml" xmlns:w15="http://schemas.microsoft.com/office/word/2012/wordml" xmlns:w16cex="http://schemas.microsoft.com/office/word/2018/wordml/cex" xmlns:w16cid="http://schemas.microsoft.com/office/word/2016/wordml/cid" xmlns:w16="http://schemas.microsoft.com/office/word/2018/wordml" xmlns:w16du="http://schemas.microsoft.com/office/word/2023/wordml/word16du" xmlns:w16sdtdh="http://schemas.microsoft.com/office/word/2020/wordml/sdtdatahash" xmlns:w16se="http://schemas.microsoft.com/office/word/2015/wordml/symex" xmlns:wpg="http://schemas.microsoft.com/office/word/2010/wordprocessingGroup" xmlns:wpi="http://schemas.microsoft.com/office/word/2010/wordprocessingInk" xmlns:wne="http://schemas.microsoft.com/office/word/2006/wordml" xmlns:wps="http://schemas.microsoft.com/office/word/2010/wordprocessingShape" mc:Ignorable="w14 w15 w16se w16cid w16 w16cex w16sdtdh w16du wp14">
+  <w:p>
+    <w:pPr>
+      <w:pStyle w:val="Footer"/>
+    </w:pPr>
+  </w:p>
+</w:ftr>
+</file>
+
+<file path=word/footer2.xml><?xml version="1.0" encoding="utf-8"?>
+<w:ftr xmlns:wpc="http://schemas.microsoft.com/office/word/2010/wordprocessingCanvas" xmlns:cx="http://schemas.microsoft.com/office/drawing/2014/chartex" xmlns:cx1="http://schemas.microsoft.com/office/drawing/2015/9/8/chartex" xmlns:cx2="http://schemas.microsoft.com/office/drawing/2015/10/21/chartex" xmlns:cx3="http://schemas.microsoft.com/office/drawing/2016/5/9/chartex" xmlns:cx4="http://schemas.microsoft.com/office/drawing/2016/5/10/chartex" xmlns:cx5="http://schemas.microsoft.com/office/drawing/2016/5/11/chartex" xmlns:cx6="http://schemas.microsoft.com/office/drawing/2016/5/12/chartex" xmlns:cx7="http://schemas.microsoft.com/office/drawing/2016/5/13/chartex" xmlns:cx8="http://schemas.microsoft.com/office/drawing/2016/5/14/chartex" xmlns:mc="http://schemas.openxmlformats.org/markup-compatibility/2006" xmlns:aink="http://schemas.microsoft.com/office/drawing/2016/ink" xmlns:am3d="http://schemas.microsoft.com/office/drawing/2017/model3d" xmlns:o="urn:schemas-microsoft-com:office:office" xmlns:oel="http://schemas.microsoft.com/office/2019/extlst" xmlns:r="http://schemas.openxmlformats.org/officeDocument/2006/relationships" xmlns:m="http://schemas.openxmlformats.org/officeDocument/2006/math" xmlns:v="urn:schemas-microsoft-com:vml" xmlns:wp14="http://schemas.microsoft.com/office/word/2010/wordprocessingDrawing" xmlns:wp="http://schemas.openxmlformats.org/drawingml/2006/wordprocessingDrawing" xmlns:w10="urn:schemas-microsoft-com:office:word" xmlns:w="http://schemas.openxmlformats.org/wordprocessingml/2006/main" xmlns:w14="http://schemas.microsoft.com/office/word/2010/wordml" xmlns:w15="http://schemas.microsoft.com/office/word/2012/wordml" xmlns:w16cex="http://schemas.microsoft.com/office/word/2018/wordml/cex" xmlns:w16cid="http://schemas.microsoft.com/office/word/2016/wordml/cid" xmlns:w16="http://schemas.microsoft.com/office/word/2018/wordml" xmlns:w16du="http://schemas.microsoft.com/office/word/2023/wordml/word16du" xmlns:w16sdtdh="http://schemas.microsoft.com/office/word/2020/wordml/sdtdatahash" xmlns:w16se="http://schemas.microsoft.com/office/word/2015/wordml/symex" xmlns:wpg="http://schemas.microsoft.com/office/word/2010/wordprocessingGroup" xmlns:wpi="http://schemas.microsoft.com/office/word/2010/wordprocessingInk" xmlns:wne="http://schemas.microsoft.com/office/word/2006/wordml" xmlns:wps="http://schemas.microsoft.com/office/word/2010/wordprocessingShape" mc:Ignorable="w14 w15 w16se w16cid w16 w16cex w16sdtdh w16du wp14">
+  <w:p>
+    <w:pPr>
+      <w:pStyle w:val="Footer"/>
+    </w:pPr>
+  </w:p>
+</w:ftr>
+</file>
+
+<file path=word/footer3.xml><?xml version="1.0" encoding="utf-8"?>
+<w:ftr xmlns:wpc="http://schemas.microsoft.com/office/word/2010/wordprocessingCanvas" xmlns:cx="http://schemas.microsoft.com/office/drawing/2014/chartex" xmlns:cx1="http://schemas.microsoft.com/office/drawing/2015/9/8/chartex" xmlns:cx2="http://schemas.microsoft.com/office/drawing/2015/10/21/chartex" xmlns:cx3="http://schemas.microsoft.com/office/drawing/2016/5/9/chartex" xmlns:cx4="http://schemas.microsoft.com/office/drawing/2016/5/10/chartex" xmlns:cx5="http://schemas.microsoft.com/office/drawing/2016/5/11/chartex" xmlns:cx6="http://schemas.microsoft.com/office/drawing/2016/5/12/chartex" xmlns:cx7="http://schemas.microsoft.com/office/drawing/2016/5/13/chartex" xmlns:cx8="http://schemas.microsoft.com/office/drawing/2016/5/14/chartex" xmlns:mc="http://schemas.openxmlformats.org/markup-compatibility/2006" xmlns:aink="http://schemas.microsoft.com/office/drawing/2016/ink" xmlns:am3d="http://schemas.microsoft.com/office/drawing/2017/model3d" xmlns:o="urn:schemas-microsoft-com:office:office" xmlns:oel="http://schemas.microsoft.com/office/2019/extlst" xmlns:r="http://schemas.openxmlformats.org/officeDocument/2006/relationships" xmlns:m="http://schemas.openxmlformats.org/officeDocument/2006/math" xmlns:v="urn:schemas-microsoft-com:vml" xmlns:wp14="http://schemas.microsoft.com/office/word/2010/wordprocessingDrawing" xmlns:wp="http://schemas.openxmlformats.org/drawingml/2006/wordprocessingDrawing" xmlns:w10="urn:schemas-microsoft-com:office:word" xmlns:w="http://schemas.openxmlformats.org/wordprocessingml/2006/main" xmlns:w14="http://schemas.microsoft.com/office/word/2010/wordml" xmlns:w15="http://schemas.microsoft.com/office/word/2012/wordml" xmlns:w16cex="http://schemas.microsoft.com/office/word/2018/wordml/cex" xmlns:w16cid="http://schemas.microsoft.com/office/word/2016/wordml/cid" xmlns:w16="http://schemas.microsoft.com/office/word/2018/wordml" xmlns:w16du="http://schemas.microsoft.com/office/word/2023/wordml/word16du" xmlns:w16sdtdh="http://schemas.microsoft.com/office/word/2020/wordml/sdtdatahash" xmlns:w16se="http://schemas.microsoft.com/office/word/2015/wordml/symex" xmlns:wpg="http://schemas.microsoft.com/office/word/2010/wordprocessingGroup" xmlns:wpi="http://schemas.microsoft.com/office/word/2010/wordprocessingInk" xmlns:wne="http://schemas.microsoft.com/office/word/2006/wordml" xmlns:wps="http://schemas.microsoft.com/office/word/2010/wordprocessingShape" mc:Ignorable="w14 w15 w16se w16cid w16 w16cex w16sdtdh w16du wp14">
+  <w:p>
+    <w:pPr>
+      <w:pStyle w:val="Footer"/>
+    </w:pPr>
+  </w:p>
+</w:ftr>
+</file>
+
 <file path=word/footnotes.xml><?xml version="1.0" encoding="utf-8"?>
 <w:footnotes xmlns:wpc="http://schemas.microsoft.com/office/word/2010/wordprocessingCanvas" xmlns:cx="http://schemas.microsoft.com/office/drawing/2014/chartex" xmlns:cx1="http://schemas.microsoft.com/office/drawing/2015/9/8/chartex" xmlns:cx2="http://schemas.microsoft.com/office/drawing/2015/10/21/chartex" xmlns:cx3="http://schemas.microsoft.com/office/drawing/2016/5/9/chartex" xmlns:cx4="http://schemas.microsoft.com/office/drawing/2016/5/10/chartex" xmlns:cx5="http://schemas.microsoft.com/office/drawing/2016/5/11/chartex" xmlns:cx6="http://schemas.microsoft.com/office/drawing/2016/5/12/chartex" xmlns:cx7="http://schemas.microsoft.com/office/drawing/2016/5/13/chartex" xmlns:cx8="http://schemas.microsoft.com/office/drawing/2016/5/14/chartex" xmlns:mc="http://schemas.openxmlformats.org/markup-compatibility/2006" xmlns:aink="http://schemas.microsoft.com/office/drawing/2016/ink" xmlns:am3d="http://schemas.microsoft.com/office/drawing/2017/model3d" xmlns:o="urn:schemas-microsoft-com:office:office" xmlns:oel="http://schemas.microsoft.com/office/2019/extlst" xmlns:r="http://schemas.openxmlformats.org/officeDocument/2006/relationships" xmlns:m="http://schemas.openxmlformats.org/officeDocument/2006/math" xmlns:v="urn:schemas-microsoft-com:vml" xmlns:wp14="http://schemas.microsoft.com/office/word/2010/wordprocessingDrawing" xmlns:wp="http://schemas.openxmlformats.org/drawingml/2006/wordprocessingDrawing" xmlns:w10="urn:schemas-microsoft-com:office:word" xmlns:w="http://schemas.openxmlformats.org/wordprocessingml/2006/main" xmlns:w14="http://schemas.microsoft.com/office/word/2010/wordml" xmlns:w15="http://schemas.microsoft.com/office/word/2012/wordml" xmlns:w16cex="http://schemas.microsoft.com/office/word/2018/wordml/cex" xmlns:w16cid="http://schemas.microsoft.com/office/word/2016/wordml/cid" xmlns:w16="http://schemas.microsoft.com/office/word/2018/wordml" xmlns:w16du="http://schemas.microsoft.com/office/word/2023/wordml/word16du" xmlns:w16sdtdh="http://schemas.microsoft.com/office/word/2020/wordml/sdtdatahash" xmlns:w16se="http://schemas.microsoft.com/office/word/2015/wordml/symex" xmlns:wpg="http://schemas.microsoft.com/office/word/2010/wordprocessingGroup" xmlns:wpi="http://schemas.microsoft.com/office/word/2010/wordprocessingInk" xmlns:wne="http://schemas.microsoft.com/office/word/2006/wordml" xmlns:wps="http://schemas.microsoft.com/office/word/2010/wordprocessingShape" mc:Ignorable="w14 w15 w16se w16cid w16 w16cex w16sdtdh w16du wp14">
   <w:footnote w:type="separator" w:id="-1">
@@ -1325,6 +1360,16 @@
 </file>
 
 <file path=word/header1.xml><?xml version="1.0" encoding="utf-8"?>
+<w:hdr xmlns:wpc="http://schemas.microsoft.com/office/word/2010/wordprocessingCanvas" xmlns:cx="http://schemas.microsoft.com/office/drawing/2014/chartex" xmlns:cx1="http://schemas.microsoft.com/office/drawing/2015/9/8/chartex" xmlns:cx2="http://schemas.microsoft.com/office/drawing/2015/10/21/chartex" xmlns:cx3="http://schemas.microsoft.com/office/drawing/2016/5/9/chartex" xmlns:cx4="http://schemas.microsoft.com/office/drawing/2016/5/10/chartex" xmlns:cx5="http://schemas.microsoft.com/office/drawing/2016/5/11/chartex" xmlns:cx6="http://schemas.microsoft.com/office/drawing/2016/5/12/chartex" xmlns:cx7="http://schemas.microsoft.com/office/drawing/2016/5/13/chartex" xmlns:cx8="http://schemas.microsoft.com/office/drawing/2016/5/14/chartex" xmlns:mc="http://schemas.openxmlformats.org/markup-compatibility/2006" xmlns:aink="http://schemas.microsoft.com/office/drawing/2016/ink" xmlns:am3d="http://schemas.microsoft.com/office/drawing/2017/model3d" xmlns:o="urn:schemas-microsoft-com:office:office" xmlns:oel="http://schemas.microsoft.com/office/2019/extlst" xmlns:r="http://schemas.openxmlformats.org/officeDocument/2006/relationships" xmlns:m="http://schemas.openxmlformats.org/officeDocument/2006/math" xmlns:v="urn:schemas-microsoft-com:vml" xmlns:wp14="http://schemas.microsoft.com/office/word/2010/wordprocessingDrawing" xmlns:wp="http://schemas.openxmlformats.org/drawingml/2006/wordprocessingDrawing" xmlns:w10="urn:schemas-microsoft-com:office:word" xmlns:w="http://schemas.openxmlformats.org/wordprocessingml/2006/main" xmlns:w14="http://schemas.microsoft.com/office/word/2010/wordml" xmlns:w15="http://schemas.microsoft.com/office/word/2012/wordml" xmlns:w16cex="http://schemas.microsoft.com/office/word/2018/wordml/cex" xmlns:w16cid="http://schemas.microsoft.com/office/word/2016/wordml/cid" xmlns:w16="http://schemas.microsoft.com/office/word/2018/wordml" xmlns:w16du="http://schemas.microsoft.com/office/word/2023/wordml/word16du" xmlns:w16sdtdh="http://schemas.microsoft.com/office/word/2020/wordml/sdtdatahash" xmlns:w16se="http://schemas.microsoft.com/office/word/2015/wordml/symex" xmlns:wpg="http://schemas.microsoft.com/office/word/2010/wordprocessingGroup" xmlns:wpi="http://schemas.microsoft.com/office/word/2010/wordprocessingInk" xmlns:wne="http://schemas.microsoft.com/office/word/2006/wordml" xmlns:wps="http://schemas.microsoft.com/office/word/2010/wordprocessingShape" mc:Ignorable="w14 w15 w16se w16cid w16 w16cex w16sdtdh w16du wp14">
+  <w:p>
+    <w:pPr>
+      <w:pStyle w:val="Header"/>
+    </w:pPr>
+  </w:p>
+</w:hdr>
+</file>
+
+<file path=word/header2.xml><?xml version="1.0" encoding="utf-8"?>
 <w:hdr xmlns:wpc="http://schemas.microsoft.com/office/word/2010/wordprocessingCanvas" xmlns:cx="http://schemas.microsoft.com/office/drawing/2014/chartex" xmlns:cx1="http://schemas.microsoft.com/office/drawing/2015/9/8/chartex" xmlns:cx2="http://schemas.microsoft.com/office/drawing/2015/10/21/chartex" xmlns:cx3="http://schemas.microsoft.com/office/drawing/2016/5/9/chartex" xmlns:cx4="http://schemas.microsoft.com/office/drawing/2016/5/10/chartex" xmlns:cx5="http://schemas.microsoft.com/office/drawing/2016/5/11/chartex" xmlns:cx6="http://schemas.microsoft.com/office/drawing/2016/5/12/chartex" xmlns:cx7="http://schemas.microsoft.com/office/drawing/2016/5/13/chartex" xmlns:cx8="http://schemas.microsoft.com/office/drawing/2016/5/14/chartex" xmlns:mc="http://schemas.openxmlformats.org/markup-compatibility/2006" xmlns:aink="http://schemas.microsoft.com/office/drawing/2016/ink" xmlns:am3d="http://schemas.microsoft.com/office/drawing/2017/model3d" xmlns:o="urn:schemas-microsoft-com:office:office" xmlns:oel="http://schemas.microsoft.com/office/2019/extlst" xmlns:r="http://schemas.openxmlformats.org/officeDocument/2006/relationships" xmlns:m="http://schemas.openxmlformats.org/officeDocument/2006/math" xmlns:v="urn:schemas-microsoft-com:vml" xmlns:wp14="http://schemas.microsoft.com/office/word/2010/wordprocessingDrawing" xmlns:wp="http://schemas.openxmlformats.org/drawingml/2006/wordprocessingDrawing" xmlns:w10="urn:schemas-microsoft-com:office:word" xmlns:w="http://schemas.openxmlformats.org/wordprocessingml/2006/main" xmlns:w14="http://schemas.microsoft.com/office/word/2010/wordml" xmlns:w15="http://schemas.microsoft.com/office/word/2012/wordml" xmlns:w16cex="http://schemas.microsoft.com/office/word/2018/wordml/cex" xmlns:w16cid="http://schemas.microsoft.com/office/word/2016/wordml/cid" xmlns:w16="http://schemas.microsoft.com/office/word/2018/wordml" xmlns:w16du="http://schemas.microsoft.com/office/word/2023/wordml/word16du" xmlns:w16sdtdh="http://schemas.microsoft.com/office/word/2020/wordml/sdtdatahash" xmlns:w16se="http://schemas.microsoft.com/office/word/2015/wordml/symex" xmlns:wpg="http://schemas.microsoft.com/office/word/2010/wordprocessingGroup" xmlns:wpi="http://schemas.microsoft.com/office/word/2010/wordprocessingInk" xmlns:wne="http://schemas.microsoft.com/office/word/2006/wordml" xmlns:wps="http://schemas.microsoft.com/office/word/2010/wordprocessingShape" mc:Ignorable="w14 w15 w16se w16cid w16 w16cex w16sdtdh w16du wp14">
   <w:p>
     <w:pPr>
@@ -1386,9 +1431,9 @@
                                   <w:noProof/>
                                 </w:rPr>
                                 <w:drawing>
-                                  <wp:inline distT="0" distB="0" distL="0" distR="0" wp14:anchorId="70A2060D" wp14:editId="58DE535D">
-                                    <wp:extent cx="1745442" cy="702847"/>
-                                    <wp:effectExtent l="0" t="0" r="7620" b="2540"/>
+                                  <wp:inline distT="0" distB="0" distL="0" distR="0" wp14:anchorId="70A2060D" wp14:editId="1F5DA32B">
+                                    <wp:extent cx="1714500" cy="716280"/>
+                                    <wp:effectExtent l="0" t="0" r="0" b="7620"/>
                                     <wp:docPr id="384324597" name="Picture 1"/>
                                     <wp:cNvGraphicFramePr>
                                       <a:graphicFrameLocks xmlns:a="http://schemas.openxmlformats.org/drawingml/2006/main" noChangeAspect="1"/>
@@ -1411,7 +1456,7 @@
                                           <pic:spPr bwMode="auto">
                                             <a:xfrm>
                                               <a:off x="0" y="0"/>
-                                              <a:ext cx="1779118" cy="716407"/>
+                                              <a:ext cx="1714806" cy="716408"/>
                                             </a:xfrm>
                                             <a:prstGeom prst="rect">
                                               <a:avLst/>
@@ -1471,9 +1516,9 @@
                             <w:noProof/>
                           </w:rPr>
                           <w:drawing>
-                            <wp:inline distT="0" distB="0" distL="0" distR="0" wp14:anchorId="70A2060D" wp14:editId="58DE535D">
-                              <wp:extent cx="1745442" cy="702847"/>
-                              <wp:effectExtent l="0" t="0" r="7620" b="2540"/>
+                            <wp:inline distT="0" distB="0" distL="0" distR="0" wp14:anchorId="70A2060D" wp14:editId="1F5DA32B">
+                              <wp:extent cx="1714500" cy="716280"/>
+                              <wp:effectExtent l="0" t="0" r="0" b="7620"/>
                               <wp:docPr id="384324597" name="Picture 1"/>
                               <wp:cNvGraphicFramePr>
                                 <a:graphicFrameLocks xmlns:a="http://schemas.openxmlformats.org/drawingml/2006/main" noChangeAspect="1"/>
@@ -1496,7 +1541,7 @@
                                     <pic:spPr bwMode="auto">
                                       <a:xfrm>
                                         <a:off x="0" y="0"/>
-                                        <a:ext cx="1779118" cy="716407"/>
+                                        <a:ext cx="1714806" cy="716408"/>
                                       </a:xfrm>
                                       <a:prstGeom prst="rect">
                                         <a:avLst/>
@@ -1522,6 +1567,16 @@
         </mc:Fallback>
       </mc:AlternateContent>
     </w:r>
+  </w:p>
+</w:hdr>
+</file>
+
+<file path=word/header3.xml><?xml version="1.0" encoding="utf-8"?>
+<w:hdr xmlns:wpc="http://schemas.microsoft.com/office/word/2010/wordprocessingCanvas" xmlns:cx="http://schemas.microsoft.com/office/drawing/2014/chartex" xmlns:cx1="http://schemas.microsoft.com/office/drawing/2015/9/8/chartex" xmlns:cx2="http://schemas.microsoft.com/office/drawing/2015/10/21/chartex" xmlns:cx3="http://schemas.microsoft.com/office/drawing/2016/5/9/chartex" xmlns:cx4="http://schemas.microsoft.com/office/drawing/2016/5/10/chartex" xmlns:cx5="http://schemas.microsoft.com/office/drawing/2016/5/11/chartex" xmlns:cx6="http://schemas.microsoft.com/office/drawing/2016/5/12/chartex" xmlns:cx7="http://schemas.microsoft.com/office/drawing/2016/5/13/chartex" xmlns:cx8="http://schemas.microsoft.com/office/drawing/2016/5/14/chartex" xmlns:mc="http://schemas.openxmlformats.org/markup-compatibility/2006" xmlns:aink="http://schemas.microsoft.com/office/drawing/2016/ink" xmlns:am3d="http://schemas.microsoft.com/office/drawing/2017/model3d" xmlns:o="urn:schemas-microsoft-com:office:office" xmlns:oel="http://schemas.microsoft.com/office/2019/extlst" xmlns:r="http://schemas.openxmlformats.org/officeDocument/2006/relationships" xmlns:m="http://schemas.openxmlformats.org/officeDocument/2006/math" xmlns:v="urn:schemas-microsoft-com:vml" xmlns:wp14="http://schemas.microsoft.com/office/word/2010/wordprocessingDrawing" xmlns:wp="http://schemas.openxmlformats.org/drawingml/2006/wordprocessingDrawing" xmlns:w10="urn:schemas-microsoft-com:office:word" xmlns:w="http://schemas.openxmlformats.org/wordprocessingml/2006/main" xmlns:w14="http://schemas.microsoft.com/office/word/2010/wordml" xmlns:w15="http://schemas.microsoft.com/office/word/2012/wordml" xmlns:w16cex="http://schemas.microsoft.com/office/word/2018/wordml/cex" xmlns:w16cid="http://schemas.microsoft.com/office/word/2016/wordml/cid" xmlns:w16="http://schemas.microsoft.com/office/word/2018/wordml" xmlns:w16du="http://schemas.microsoft.com/office/word/2023/wordml/word16du" xmlns:w16sdtdh="http://schemas.microsoft.com/office/word/2020/wordml/sdtdatahash" xmlns:w16se="http://schemas.microsoft.com/office/word/2015/wordml/symex" xmlns:wpg="http://schemas.microsoft.com/office/word/2010/wordprocessingGroup" xmlns:wpi="http://schemas.microsoft.com/office/word/2010/wordprocessingInk" xmlns:wne="http://schemas.microsoft.com/office/word/2006/wordml" xmlns:wps="http://schemas.microsoft.com/office/word/2010/wordprocessingShape" mc:Ignorable="w14 w15 w16se w16cid w16 w16cex w16sdtdh w16du wp14">
+  <w:p>
+    <w:pPr>
+      <w:pStyle w:val="Header"/>
+    </w:pPr>
   </w:p>
 </w:hdr>
 </file>
@@ -2106,22 +2161,26 @@
     <w:rsid w:val="00306E7E"/>
     <w:rsid w:val="00325C10"/>
     <w:rsid w:val="00340A44"/>
+    <w:rsid w:val="00352827"/>
     <w:rsid w:val="0039202E"/>
     <w:rsid w:val="004D75A9"/>
     <w:rsid w:val="0059722A"/>
     <w:rsid w:val="00671606"/>
     <w:rsid w:val="006868E4"/>
+    <w:rsid w:val="007B2F18"/>
     <w:rsid w:val="007D4A7B"/>
     <w:rsid w:val="00853557"/>
     <w:rsid w:val="00856253"/>
     <w:rsid w:val="00AF1F0E"/>
     <w:rsid w:val="00B164CB"/>
+    <w:rsid w:val="00B970D1"/>
     <w:rsid w:val="00D030F6"/>
     <w:rsid w:val="00DA56E3"/>
     <w:rsid w:val="00E012E1"/>
     <w:rsid w:val="00E52DF0"/>
     <w:rsid w:val="00EC4461"/>
     <w:rsid w:val="00F755CE"/>
+    <w:rsid w:val="00F849E6"/>
     <w:rsid w:val="00FA5EC4"/>
   </w:rsids>
   <m:mathPr>
